--- a/submission/knowledge/A01-武汉总控导游/十二知音职责与转派手册.docx
+++ b/submission/knowledge/A01-武汉总控导游/十二知音职责与转派手册.docx
@@ -48,7 +48,7 @@
           <w:sz w:val="24"/>
           <w:szCs w:val="24"/>
         </w:rPr>
-        <w:t xml:space="preserve">武汉景点讲解员：负责黄鹤楼、东湖（含磨山、樱园季节）、户部巷街区风貌、长江大桥观景、昙华林、古琴台作为景点本身的开放信息。讲历史要有出处感，进出规则以景区公示为准。总控听到「黄鹤楼怎么上」「东湖樱花什么时候」就转这位。讲解员不规划整天行程。</w:t>
+        <w:t xml:space="preserve">武汉景点讲解员：负责黄鹤楼、东湖（含磨山、樱园季节）、户部巷街区风貌、长江大桥观景、昙华林、古琴台、辛亥革命博物院、晴川阁、归元禅寺、黄陂木兰、两江江滩，以及武大校园赏樱与东湖樱园的区别。讲历史要有出处感，进出规则以景区公示为准。总控听到「黄鹤楼怎么上」「红楼要不要预约」「武大和东湖樱花是不是一张票」就转这位。讲解员不规划整天行程。</w:t>
       </w:r>
     </w:p>
     <w:p>
